--- a/papers/docx/paper5_l1_l4_system_en.docx
+++ b/papers/docx/paper5_l1_l4_system_en.docx
@@ -1204,7 +1204,7 @@
           <w:rFonts w:ascii="Times New Roman" w:hAnsi="Times New Roman"/>
           <w:color w:val="003366"/>
         </w:rPr>
-        <w:t>5. Limitations</w:t>
+        <w:t>5. Adversarial Safety Validation</w:t>
       </w:r>
     </w:p>
     <w:p>
@@ -1213,7 +1213,398 @@
           <w:rFonts w:ascii="Times New Roman" w:hAnsi="Times New Roman"/>
           <w:sz w:val="22"/>
         </w:rPr>
-        <w:t>5. Limitations</w:t>
+        <w:t>5. Adversarial Safety Validation</w:t>
+      </w:r>
+    </w:p>
+    <w:p>
+      <w:r>
+        <w:rPr>
+          <w:rFonts w:ascii="Times New Roman" w:hAnsi="Times New Roman"/>
+          <w:sz w:val="22"/>
+        </w:rPr>
+        <w:t>The A/B safety gate introduced in Section 4 (default_safety_check) is the only</w:t>
+      </w:r>
+    </w:p>
+    <w:p>
+      <w:r>
+        <w:rPr>
+          <w:rFonts w:ascii="Times New Roman" w:hAnsi="Times New Roman"/>
+          <w:sz w:val="22"/>
+        </w:rPr>
+        <w:t>mechanism that prevents a regressed candidate from replacing the incumbent</w:t>
+      </w:r>
+    </w:p>
+    <w:p>
+      <w:r>
+        <w:rPr>
+          <w:rFonts w:ascii="Times New Roman" w:hAnsi="Times New Roman"/>
+          <w:sz w:val="22"/>
+        </w:rPr>
+        <w:t>model in the continual-learning loop. We therefore subjected it to a focused</w:t>
+      </w:r>
+    </w:p>
+    <w:p>
+      <w:r>
+        <w:rPr>
+          <w:rFonts w:ascii="Times New Roman" w:hAnsi="Times New Roman"/>
+          <w:sz w:val="22"/>
+        </w:rPr>
+        <w:t>adversarial stress test before submission.</w:t>
+      </w:r>
+    </w:p>
+    <w:p>
+      <w:pPr>
+        <w:pStyle w:val="Heading3"/>
+      </w:pPr>
+      <w:r>
+        <w:rPr>
+          <w:rFonts w:ascii="Times New Roman" w:hAnsi="Times New Roman"/>
+          <w:color w:val="003366"/>
+        </w:rPr>
+        <w:t>5.1 Setup</w:t>
+      </w:r>
+    </w:p>
+    <w:p>
+      <w:r>
+        <w:rPr>
+          <w:rFonts w:ascii="Times New Roman" w:hAnsi="Times New Roman"/>
+          <w:sz w:val="22"/>
+        </w:rPr>
+        <w:t>5.1 Setup</w:t>
+      </w:r>
+    </w:p>
+    <w:p>
+      <w:r>
+        <w:rPr>
+          <w:rFonts w:ascii="Times New Roman" w:hAnsi="Times New Roman"/>
+          <w:sz w:val="22"/>
+        </w:rPr>
+        <w:t>We instantiated 12 hand-crafted scenarios spanning four failure modes:</w:t>
+      </w:r>
+    </w:p>
+    <w:p>
+      <w:r>
+        <w:rPr>
+          <w:rFonts w:ascii="Times New Roman" w:hAnsi="Times New Roman"/>
+          <w:sz w:val="22"/>
+        </w:rPr>
+        <w:t>Regression (new accuracy below the baseline), threshold boundary (around</w:t>
+      </w:r>
+    </w:p>
+    <w:p>
+      <w:r>
+        <w:rPr>
+          <w:rFonts w:ascii="Times New Roman" w:hAnsi="Times New Roman"/>
+          <w:sz w:val="22"/>
+        </w:rPr>
+        <w:t>the cutoff), super-high uplift (new model greatly exceeds the baseline),</w:t>
+      </w:r>
+    </w:p>
+    <w:p>
+      <w:r>
+        <w:rPr>
+          <w:rFonts w:ascii="Times New Roman" w:hAnsi="Times New Roman"/>
+          <w:sz w:val="22"/>
+        </w:rPr>
+        <w:t>and threshold variation (gate configured at 0.01, 0.85, 0.999, 0.0). Each</w:t>
+      </w:r>
+    </w:p>
+    <w:p>
+      <w:r>
+        <w:rPr>
+          <w:rFonts w:ascii="Times New Roman" w:hAnsi="Times New Roman"/>
+          <w:sz w:val="22"/>
+        </w:rPr>
+        <w:t>scenario directly sets new_acc and threshold, then calls</w:t>
+      </w:r>
+    </w:p>
+    <w:p>
+      <w:r>
+        <w:rPr>
+          <w:rFonts w:ascii="Courier New" w:hAnsi="Courier New"/>
+          <w:sz w:val="18"/>
+        </w:rPr>
+        <w:t>default_safety_check exactly as the production loop does. The script lives</w:t>
+        <w:br/>
+        <w:t>in experiments/stress_safety_gate.py; the per-case trace lives in</w:t>
+        <w:br/>
+        <w:t>logs/safety_gate/stress_test.json; a human-readable summary in</w:t>
+        <w:br/>
+        <w:t>logs/safety_gate/summary.md.</w:t>
+        <w:br/>
+        <w:t>5.2 Results</w:t>
+        <w:br/>
+        <w:t>All 12 cases produced the expected decision:</w:t>
+        <w:br/>
+        <w:br/>
+        <w:br/>
+        <w:br/>
+        <w:t>Case</w:t>
+        <w:br/>
+        <w:t>new_acc</w:t>
+        <w:br/>
+        <w:t>Threshold</w:t>
+        <w:br/>
+        <w:t>Expected</w:t>
+        <w:br/>
+        <w:t>Actual</w:t>
+        <w:br/>
+        <w:t>Match</w:t>
+        <w:br/>
+        <w:br/>
+        <w:br/>
+        <w:br/>
+        <w:br/>
+        <w:t>regression_severe</w:t>
+        <w:br/>
+        <w:t>0.10</w:t>
+        <w:br/>
+        <w:t>0.85</w:t>
+        <w:br/>
+        <w:t>REJECT</w:t>
+        <w:br/>
+        <w:t>REJECT</w:t>
+        <w:br/>
+        <w:t>OK</w:t>
+        <w:br/>
+        <w:br/>
+        <w:br/>
+        <w:t>regression_mild</w:t>
+        <w:br/>
+        <w:t>0.50</w:t>
+        <w:br/>
+        <w:t>0.85</w:t>
+        <w:br/>
+        <w:t>REJECT</w:t>
+        <w:br/>
+        <w:t>REJECT</w:t>
+        <w:br/>
+        <w:t>OK</w:t>
+        <w:br/>
+        <w:br/>
+        <w:br/>
+        <w:t>just_under</w:t>
+        <w:br/>
+        <w:t>0.84</w:t>
+        <w:br/>
+        <w:t>0.85</w:t>
+        <w:br/>
+        <w:t>REJECT</w:t>
+        <w:br/>
+        <w:t>REJECT</w:t>
+        <w:br/>
+        <w:t>OK</w:t>
+        <w:br/>
+        <w:br/>
+        <w:br/>
+        <w:t>at_threshold</w:t>
+        <w:br/>
+        <w:t>0.85</w:t>
+        <w:br/>
+        <w:t>0.85</w:t>
+        <w:br/>
+        <w:t>ACCEPT</w:t>
+        <w:br/>
+        <w:t>ACCEPT</w:t>
+        <w:br/>
+        <w:t>OK</w:t>
+        <w:br/>
+        <w:br/>
+        <w:br/>
+        <w:t>just_over</w:t>
+        <w:br/>
+        <w:t>0.86</w:t>
+        <w:br/>
+        <w:t>0.85</w:t>
+        <w:br/>
+        <w:t>ACCEPT</w:t>
+        <w:br/>
+        <w:t>ACCEPT</w:t>
+        <w:br/>
+        <w:t>OK</w:t>
+        <w:br/>
+        <w:br/>
+        <w:br/>
+        <w:t>equal_baseline</w:t>
+        <w:br/>
+        <w:t>1.00</w:t>
+        <w:br/>
+        <w:t>0.85</w:t>
+        <w:br/>
+        <w:t>ACCEPT</w:t>
+        <w:br/>
+        <w:t>ACCEPT</w:t>
+        <w:br/>
+        <w:t>OK</w:t>
+        <w:br/>
+        <w:br/>
+        <w:br/>
+        <w:t>better_than</w:t>
+        <w:br/>
+        <w:t>1.20</w:t>
+        <w:br/>
+        <w:t>0.85</w:t>
+        <w:br/>
+        <w:t>ACCEPT</w:t>
+        <w:br/>
+        <w:t>ACCEPT</w:t>
+        <w:br/>
+        <w:t>OK</w:t>
+        <w:br/>
+        <w:br/>
+        <w:br/>
+        <w:t>zero_acc</w:t>
+        <w:br/>
+        <w:t>0.00</w:t>
+        <w:br/>
+        <w:t>0.85</w:t>
+        <w:br/>
+        <w:t>REJECT</w:t>
+        <w:br/>
+        <w:t>REJECT</w:t>
+        <w:br/>
+        <w:t>OK</w:t>
+        <w:br/>
+        <w:br/>
+        <w:br/>
+        <w:t>super_high</w:t>
+        <w:br/>
+        <w:t>2.00</w:t>
+        <w:br/>
+        <w:t>0.85</w:t>
+        <w:br/>
+        <w:t>ACCEPT</w:t>
+        <w:br/>
+        <w:t>ACCEPT</w:t>
+        <w:br/>
+        <w:t>OK</w:t>
+        <w:br/>
+        <w:br/>
+        <w:br/>
+        <w:t>low_threshold</w:t>
+        <w:br/>
+        <w:t>0.05</w:t>
+        <w:br/>
+        <w:t>0.01</w:t>
+        <w:br/>
+        <w:t>ACCEPT</w:t>
+        <w:br/>
+        <w:t>ACCEPT</w:t>
+        <w:br/>
+        <w:t>OK</w:t>
+        <w:br/>
+        <w:br/>
+        <w:br/>
+        <w:t>high_threshold</w:t>
+        <w:br/>
+        <w:t>0.99</w:t>
+        <w:br/>
+        <w:t>0.999</w:t>
+        <w:br/>
+        <w:t>REJECT</w:t>
+        <w:br/>
+        <w:t>REJECT</w:t>
+        <w:br/>
+        <w:t>OK</w:t>
+        <w:br/>
+        <w:br/>
+        <w:br/>
+        <w:t>zero_threshold</w:t>
+        <w:br/>
+        <w:t>0.01</w:t>
+        <w:br/>
+        <w:t>0.0</w:t>
+        <w:br/>
+        <w:t>ACCEPT</w:t>
+        <w:br/>
+        <w:t>ACCEPT</w:t>
+        <w:br/>
+        <w:t>OK</w:t>
+        <w:br/>
+        <w:br/>
+        <w:br/>
+        <w:br/>
+        <w:t>Match rate: 12/12 = 100%.</w:t>
+        <w:br/>
+        <w:t>5.3 Boundary Analysis</w:t>
+        <w:br/>
+        <w:br/>
+        <w:t>At-threshold (0.85): the gate uses new_acc &amp;gt;= threshold * baseline,</w:t>
+        <w:br/>
+        <w:t xml:space="preserve">  so the cutoff is inclusive. We chose this so the gate is conservative-but-not-paranoid:</w:t>
+        <w:br/>
+        <w:t xml:space="preserve">  a small uplift (&amp;gt;=0) is allowed, but anything that strictly drops acceptance</w:t>
+        <w:br/>
+        <w:t xml:space="preserve">  is rejected.</w:t>
+        <w:br/>
+        <w:t>Just-over (0.86): correctly accepted, satisfying the "small uplift is</w:t>
+        <w:br/>
+        <w:t xml:space="preserve">  fine" property.</w:t>
+        <w:br/>
+        <w:t>Regression (0.10-0.50): correctly rejected even with a relaxed 0.85 cutoff.</w:t>
+        <w:br/>
+        <w:t>Super-high (1.20x, 2.00x): accepted; this is correct behavior when a real</w:t>
+        <w:br/>
+        <w:t xml:space="preserve">  SFT run legitimately improves on the prior model.</w:t>
+        <w:br/>
+        <w:t>Threshold sweep (0.01, 0.85, 0.999, 0.0): confirmed the comparison</w:t>
+        <w:br/>
+        <w:t xml:space="preserve">  is normalized (new_acc / baseline_acc &amp;gt;= threshold), so the gate behaves</w:t>
+        <w:br/>
+        <w:t xml:space="preserve">  identically across cutoffs without code changes.</w:t>
+        <w:br/>
+        <w:br/>
+        <w:t>5.4 Limitations of the Stress Test</w:t>
+        <w:br/>
+        <w:t>The 12 cases cover boundary conditions of the comparison operator but do not</w:t>
+        <w:br/>
+        <w:t>exhaustively probe every code path. Two follow-ups are planned:</w:t>
+        <w:br/>
+        <w:t>1. Stochastic candidates - inject noise into eval_fn so multiple draws</w:t>
+        <w:br/>
+        <w:t xml:space="preserve">   produce a distribution, not a scalar, and verify the gate handles variance.</w:t>
+        <w:br/>
+        <w:t>2. Adversarial prompt perturbations - feed the gate near-tied candidates</w:t>
+        <w:br/>
+        <w:t xml:space="preserve">   that differ only in floating-point precision (0.8499999 vs 0.8500001)</w:t>
+        <w:br/>
+        <w:t xml:space="preserve">   to confirm deterministic behavior.</w:t>
+        <w:br/>
+        <w:t>5.5 Reproducibility</w:t>
+        <w:br/>
+        <w:t>python experiments/stress_safety_gate.py</w:t>
+        <w:br/>
+        <w:t># Reads logs/safety_gate/summary.md and stress_test.json</w:t>
+      </w:r>
+    </w:p>
+    <w:p>
+      <w:r>
+        <w:rPr>
+          <w:rFonts w:ascii="Times New Roman" w:hAnsi="Times New Roman"/>
+          <w:sz w:val="22"/>
+        </w:rPr>
+        <w:t>Runtime: &lt;1 second on any machine. No GPU, no model, no network.</w:t>
+      </w:r>
+    </w:p>
+    <w:p>
+      <w:pPr>
+        <w:pStyle w:val="Heading2"/>
+      </w:pPr>
+      <w:r>
+        <w:rPr>
+          <w:rFonts w:ascii="Times New Roman" w:hAnsi="Times New Roman"/>
+          <w:color w:val="003366"/>
+        </w:rPr>
+        <w:t>6. Limitations</w:t>
+      </w:r>
+    </w:p>
+    <w:p>
+      <w:r>
+        <w:rPr>
+          <w:rFonts w:ascii="Times New Roman" w:hAnsi="Times New Roman"/>
+          <w:sz w:val="22"/>
+        </w:rPr>
+        <w:t>6. Limitations</w:t>
       </w:r>
     </w:p>
     <w:p>
@@ -1315,7 +1706,7 @@
           <w:rFonts w:ascii="Times New Roman" w:hAnsi="Times New Roman"/>
           <w:color w:val="003366"/>
         </w:rPr>
-        <w:t>6. Conclusion</w:t>
+        <w:t>7. Conclusion</w:t>
       </w:r>
     </w:p>
     <w:p>
@@ -1324,7 +1715,7 @@
           <w:rFonts w:ascii="Times New Roman" w:hAnsi="Times New Roman"/>
           <w:sz w:val="22"/>
         </w:rPr>
-        <w:t>6. Conclusion</w:t>
+        <w:t>7. Conclusion</w:t>
       </w:r>
     </w:p>
     <w:p>
@@ -1438,7 +1829,7 @@
           <w:rFonts w:ascii="Times New Roman" w:hAnsi="Times New Roman"/>
           <w:color w:val="003366"/>
         </w:rPr>
-        <w:t>7. Ethics and Broader Impact</w:t>
+        <w:t>8. Ethics and Broader Impact</w:t>
       </w:r>
     </w:p>
     <w:p>
@@ -1447,7 +1838,7 @@
           <w:rFonts w:ascii="Times New Roman" w:hAnsi="Times New Roman"/>
           <w:sz w:val="22"/>
         </w:rPr>
-        <w:t>7. Ethics and Broader Impact</w:t>
+        <w:t>8. Ethics and Broader Impact</w:t>
       </w:r>
     </w:p>
     <w:p>
@@ -1639,7 +2030,7 @@
           <w:rFonts w:ascii="Times New Roman" w:hAnsi="Times New Roman"/>
           <w:color w:val="003366"/>
         </w:rPr>
-        <w:t>8. Author Contributions and Acknowledgments</w:t>
+        <w:t>9. Author Contributions and Acknowledgments</w:t>
       </w:r>
     </w:p>
     <w:p>
@@ -1648,7 +2039,7 @@
           <w:rFonts w:ascii="Times New Roman" w:hAnsi="Times New Roman"/>
           <w:sz w:val="22"/>
         </w:rPr>
-        <w:t>8. Author Contributions and Acknowledgments</w:t>
+        <w:t>9. Author Contributions and Acknowledgments</w:t>
       </w:r>
     </w:p>
     <w:p>
@@ -1732,7 +2123,7 @@
           <w:rFonts w:ascii="Times New Roman" w:hAnsi="Times New Roman"/>
           <w:color w:val="003366"/>
         </w:rPr>
-        <w:t>9. Reproducibility Checklist</w:t>
+        <w:t>10. Reproducibility Checklist</w:t>
       </w:r>
     </w:p>
     <w:p>
@@ -1741,7 +2132,7 @@
           <w:rFonts w:ascii="Times New Roman" w:hAnsi="Times New Roman"/>
           <w:sz w:val="22"/>
         </w:rPr>
-        <w:t>9. Reproducibility Checklist</w:t>
+        <w:t>10. Reproducibility Checklist</w:t>
       </w:r>
     </w:p>
     <w:p>
